--- a/docs/handouts/Ch09_Pseudocode_STUDENT.docx
+++ b/docs/handouts/Ch09_Pseudocode_STUDENT.docx
@@ -469,6 +469,34 @@
           <w:iCs w:val="false"/>
         </w:rPr>
         <w:t xml:space="preserve">a complex behavior can always be broken into simpler ones, and those into basic ones. Keep splitting until every piece is something the robot can do directly.</w:t>
+      </w:r>
+    </w:p>
+    <w:p>
+      <w:pPr>
+        <w:pStyle w:val="ListParagraph"/>
+        <w:numPr>
+          <w:ilvl w:val="0"/>
+          <w:numId w:val="3"/>
+        </w:numPr>
+        <w:spacing w:after="40" w:before="0" w:line="264"/>
+      </w:pPr>
+      <w:r>
+        <w:rPr>
+          <w:b/>
+          <w:bCs/>
+          <w:i w:val="false"/>
+          <w:iCs w:val="false"/>
+        </w:rPr>
+        <w:t xml:space="preserve">Abstraction is decomposition run upward:  </w:t>
+      </w:r>
+      <w:r>
+        <w:rPr>
+          <w:b w:val="false"/>
+          <w:bCs w:val="false"/>
+          <w:i w:val="false"/>
+          <w:iCs w:val="false"/>
+        </w:rPr>
+        <w:t xml:space="preserve">wrap a group of small steps under one name, then work with that name instead of the steps inside it. "Brush my teeth" is an abstraction; in code, a function names a group of steps (Ch12) and an object (like a smart drivetrain) names a bundle of parts plus what you can tell it to do (Ch13).</w:t>
       </w:r>
     </w:p>
     <w:p>
@@ -628,6 +656,126 @@
           <w:sz w:val="24"/>
           <w:szCs w:val="24"/>
         </w:rPr>
+        <w:t xml:space="preserve">Breaking Down, and Building Up</w:t>
+      </w:r>
+    </w:p>
+    <w:p>
+      <w:pPr>
+        <w:spacing w:after="90" w:before="0" w:line="264"/>
+      </w:pPr>
+      <w:r>
+        <w:rPr>
+          <w:b w:val="false"/>
+          <w:bCs w:val="false"/>
+          <w:i w:val="false"/>
+          <w:iCs w:val="false"/>
+        </w:rPr>
+        <w:t xml:space="preserve">Decomposition runs one way — big into smaller pieces. Its partner, </w:t>
+      </w:r>
+      <w:r>
+        <w:rPr>
+          <w:b/>
+          <w:bCs/>
+          <w:i w:val="false"/>
+          <w:iCs w:val="false"/>
+        </w:rPr>
+        <w:t xml:space="preserve">abstraction</w:t>
+      </w:r>
+      <w:r>
+        <w:rPr>
+          <w:b w:val="false"/>
+          <w:bCs w:val="false"/>
+          <w:i w:val="false"/>
+          <w:iCs w:val="false"/>
+        </w:rPr>
+        <w:t xml:space="preserve">, runs the other way: take a handful of small steps, give them </w:t>
+      </w:r>
+      <w:r>
+        <w:rPr>
+          <w:b/>
+          <w:bCs/>
+          <w:i w:val="false"/>
+          <w:iCs w:val="false"/>
+        </w:rPr>
+        <w:t xml:space="preserve">one name</w:t>
+      </w:r>
+      <w:r>
+        <w:rPr>
+          <w:b w:val="false"/>
+          <w:bCs w:val="false"/>
+          <w:i w:val="false"/>
+          <w:iCs w:val="false"/>
+        </w:rPr>
+        <w:t xml:space="preserve">, and from then on work with that name instead of the steps inside it. "Brush my teeth" is an abstraction — one name standing for a dozen small steps; you say the name and skip the details, which lets you think in bigger steps.</w:t>
+      </w:r>
+    </w:p>
+    <w:p>
+      <w:pPr>
+        <w:spacing w:after="90" w:before="0" w:line="264"/>
+      </w:pPr>
+      <w:r>
+        <w:rPr>
+          <w:b w:val="false"/>
+          <w:bCs w:val="false"/>
+          <w:i w:val="false"/>
+          <w:iCs w:val="false"/>
+        </w:rPr>
+        <w:t xml:space="preserve">Read the tree above both ways: top-down is decomposition; bottom-up is abstraction — a few basic commands become one named behavior ("drive to the wall"), and a few of those become one bigger name ("solve the maze"). You'll meet abstraction twice more in code: a </w:t>
+      </w:r>
+      <w:r>
+        <w:rPr>
+          <w:b/>
+          <w:bCs/>
+          <w:i w:val="false"/>
+          <w:iCs w:val="false"/>
+        </w:rPr>
+        <w:t xml:space="preserve">function</w:t>
+      </w:r>
+      <w:r>
+        <w:rPr>
+          <w:b w:val="false"/>
+          <w:bCs w:val="false"/>
+          <w:i w:val="false"/>
+          <w:iCs w:val="false"/>
+        </w:rPr>
+        <w:t xml:space="preserve"> names a group of steps (Chapter 12), and an </w:t>
+      </w:r>
+      <w:r>
+        <w:rPr>
+          <w:b/>
+          <w:bCs/>
+          <w:i w:val="false"/>
+          <w:iCs w:val="false"/>
+        </w:rPr>
+        <w:t xml:space="preserve">object</w:t>
+      </w:r>
+      <w:r>
+        <w:rPr>
+          <w:b w:val="false"/>
+          <w:bCs w:val="false"/>
+          <w:i w:val="false"/>
+          <w:iCs w:val="false"/>
+        </w:rPr>
+        <w:t xml:space="preserve"> — like the smart drivetrain in Chapter 13 — names a bundle of parts and the things you can tell it to do.</w:t>
+      </w:r>
+    </w:p>
+    <w:p>
+      <w:pPr>
+        <w:pBdr>
+          <w:bottom w:val="single" w:color="2E75B6" w:sz="6" w:space="2"/>
+        </w:pBdr>
+        <w:spacing w:after="70" w:before="200"/>
+      </w:pPr>
+      <w:r>
+        <w:rPr>
+          <w:b/>
+          <w:bCs/>
+          <w:i w:val="false"/>
+          <w:iCs w:val="false"/>
+          <w:color w:val="2E75B6"/>
+          <w:sz w:val="24"/>
+          <w:szCs w:val="24"/>
+        </w:rPr>
         <w:t xml:space="preserve">From Plan to Code</w:t>
       </w:r>
     </w:p>
@@ -2773,6 +2921,25 @@
           <w:iCs w:val="false"/>
         </w:rPr>
         <w:t xml:space="preserve">A complex behavior is "sort the parts by color." Name two simple behaviors it might break into, and one basic behavior inside one of those.</w:t>
+      </w:r>
+    </w:p>
+    <w:p>
+      <w:pPr>
+        <w:pStyle w:val="ListParagraph"/>
+        <w:numPr>
+          <w:ilvl w:val="0"/>
+          <w:numId w:val="6"/>
+        </w:numPr>
+        <w:spacing w:after="40" w:before="90" w:line="264"/>
+      </w:pPr>
+      <w:r>
+        <w:rPr>
+          <w:b w:val="false"/>
+          <w:bCs w:val="false"/>
+          <w:i w:val="false"/>
+          <w:iCs w:val="false"/>
+        </w:rPr>
+        <w:t xml:space="preserve">Decomposition breaks a big behavior down into smaller ones. What is abstraction, and how is "brush my teeth" an example of it?</w:t>
       </w:r>
     </w:p>
     <w:p>
